--- a/notes/session-04-notes.docx
+++ b/notes/session-04-notes.docx
@@ -713,7 +713,7 @@
           <w:sz w:val="22"/>
           <w:szCs w:val="22"/>
         </w:rPr>
-        <w:t xml:space="preserve">Present Peterson (the wise old man as accumulated wisdom) and Pageau (the mentor as translator from higher to lower) fairly, then press through: every earthly mentor is flawed and temporary, and Scripture is unembarrassed by this. Eli fails, Paul dies. Jesus inverts the archetype: it is good that I go away, because the Helper comes and remains. The Spirit is the Mentor who stays.</w:t>
+        <w:t>The wise elder hands on the wisdom of those who came before and helps the young recognize truth beyond their own experience. Every earthly mentor is flawed and temporary, and Scripture is unembarrassed by this. Eli fails, Paul dies. Jesus promises something greater: it is good that he goes away, because the Helper comes and remains. The Spirit is the Mentor who stays.</w:t>
       </w:r>
     </w:p>
     <w:p>
@@ -1101,7 +1101,7 @@
           <w:sz w:val="22"/>
           <w:szCs w:val="22"/>
         </w:rPr>
-        <w:t xml:space="preserve">The mentor archetype in Peterson's reading (Maps of Meaning) is the personification of accumulated cultural wisdom: the past, benevolent, handing the young its tools. Pageau reads the mentor vertically: one who stands closer to heaven and mediates down. The course affirms both as shadows of the true structure: all wisdom descends from the Father of lights (James 1:17).</w:t>
+        <w:t>The mentor carries accumulated wisdom, the past handing the young its tools. The figure also points beyond personal experience toward wisdom received from above. These two aspects meet in faithful teaching: we pass on what we have received rather than inventing truth for ourselves. James 1:17 locates every good gift in the Father; John 16:13 promises the Spirit who guides into truth.</w:t>
       </w:r>
     </w:p>
     <w:p>

--- a/notes/session-04-notes.docx
+++ b/notes/session-04-notes.docx
@@ -75,6 +75,16 @@
       </w:r>
     </w:p>
     <w:p>
+      <w:pPr/>
+      <w:r>
+        <w:rPr>
+          <w:rFonts w:ascii="Georgia" w:hAnsi="Georgia"/>
+          <w:sz w:val="22"/>
+        </w:rPr>
+        <w:t>Presentation controls: Use Slides to jump directly to a numbered slide, Notes to open this document, F for fullscreen, and B to blank or restore the screen. Resume teaching on the home screen returns to the last saved position in this browser. On-screen slide numbers match these notes. Keep private notes on a separate device or display.</w:t>
+      </w:r>
+    </w:p>
+    <w:p>
       <w:pPr>
         <w:pStyle w:val="Heading1"/>
         <w:spacing w:after="160" w:before="360"/>
@@ -533,6 +543,7 @@
       </w:r>
     </w:p>
     <w:p>
+      <w:bookmarkStart w:id="1002" w:name="s04_story_openings"/>
       <w:pPr>
         <w:spacing w:after="160" w:line="300"/>
       </w:pPr>
@@ -554,8 +565,10 @@
         </w:rPr>
         <w:t xml:space="preserve">Obi-Wan, Gandalf, the old man in the cave. Read with affection. The closer sets up the session's tension: every hero gets a guide, and almost none keeps him.</w:t>
       </w:r>
-    </w:p>
-    <w:p>
+      <w:bookmarkEnd w:id="1002"/>
+    </w:p>
+    <w:p>
+      <w:bookmarkStart w:id="1003" w:name="s04_eight_words_from_a_cave_1986"/>
       <w:pPr>
         <w:spacing w:after="160" w:line="300"/>
       </w:pPr>
@@ -577,8 +590,10 @@
         </w:rPr>
         <w:t xml:space="preserve">Let the gamers in the room say the line before you do; they know it by heart. Point at what the eight words contain: an elder who has walked the road, a gift fitted to the road ahead, and a release. Nobody had to explain it to a seven-year-old in 1986. That is what archetype means.</w:t>
       </w:r>
-    </w:p>
-    <w:p>
+      <w:bookmarkEnd w:id="1003"/>
+    </w:p>
+    <w:p>
+      <w:bookmarkStart w:id="1004" w:name="s04_wisdom_equips_you_for_a_road_it_cann"/>
       <w:pPr>
         <w:spacing w:after="160" w:line="300"/>
       </w:pPr>
@@ -600,8 +615,10 @@
         </w:rPr>
         <w:t xml:space="preserve">Say the sentence together. It cuts both directions: wisdom really equips (take the sword), and wisdom really cannot walk it for you (the old man stays in the cave).</w:t>
       </w:r>
-    </w:p>
-    <w:p>
+      <w:bookmarkEnd w:id="1004"/>
+    </w:p>
+    <w:p>
+      <w:bookmarkStart w:id="1005" w:name="s04_the_mentor_s_three_gifts"/>
       <w:pPr>
         <w:spacing w:after="160" w:line="300"/>
       </w:pPr>
@@ -623,8 +640,10 @@
         </w:rPr>
         <w:t xml:space="preserve">Walk the pairs: a tool, a truth about who you are, a push. Then the punchline at the bottom: no guarantee. Mentors worth having tell you the road is dangerous; only frauds promise safety.</w:t>
       </w:r>
-    </w:p>
-    <w:p>
+      <w:bookmarkEnd w:id="1005"/>
+    </w:p>
+    <w:p>
+      <w:bookmarkStart w:id="1006" w:name="s04_why_the_mentor_always_leaves"/>
       <w:pPr>
         <w:spacing w:after="160" w:line="300"/>
       </w:pPr>
@@ -646,8 +665,10 @@
         </w:rPr>
         <w:t xml:space="preserve">Obi-Wan, Gandalf, Dumbledore, and even Jiminy sidelined. If the guide stays, the hero stays a dependent. Then plant the John 16:7 whisper gently; it blooms fully on slide 9.</w:t>
       </w:r>
-    </w:p>
-    <w:p>
+      <w:bookmarkEnd w:id="1006"/>
+    </w:p>
+    <w:p>
+      <w:bookmarkStart w:id="1007" w:name="s04_1_samuel_3_9_10_niv"/>
       <w:pPr>
         <w:spacing w:after="160" w:line="300"/>
       </w:pPr>
@@ -669,8 +690,10 @@
         </w:rPr>
         <w:t xml:space="preserve">Read it aloud with the lights low if you can; it is a nighttime story. Eli is a failing priest whose sons are a scandal, and still he does the one essential thing: he recognizes what is happening before Samuel does, teaches the boy the response, and steps aside. God can use compromised mentors; that should comfort every parent in the room.</w:t>
       </w:r>
-    </w:p>
-    <w:p>
+      <w:bookmarkEnd w:id="1007"/>
+    </w:p>
+    <w:p>
+      <w:bookmarkStart w:id="1008" w:name="s04_2_timothy_1_5_7_niv"/>
       <w:pPr>
         <w:spacing w:after="160" w:line="300"/>
       </w:pPr>
@@ -692,8 +715,10 @@
         </w:rPr>
         <w:t xml:space="preserve">Paul writes from a Roman cell, near the end. Note the named women: Lois and Eunice. Faith traveled through a grandmother and a mother before Paul ever laid hands on Timothy. Ask the room to silently name their own Lois.</w:t>
       </w:r>
-    </w:p>
-    <w:p>
+      <w:bookmarkEnd w:id="1008"/>
+    </w:p>
+    <w:p>
+      <w:bookmarkStart w:id="1009" w:name="s04_the_mentor_who_stays"/>
       <w:pPr>
         <w:spacing w:after="160" w:line="300"/>
       </w:pPr>
@@ -715,8 +740,10 @@
         </w:rPr>
         <w:t>The wise elder hands on the wisdom of those who came before and helps the young recognize truth beyond their own experience. Every earthly mentor is flawed and temporary, and Scripture is unembarrassed by this. Eli fails, Paul dies. Jesus promises something greater: it is good that he goes away, because the Helper comes and remains. The Spirit is the Mentor who stays.</w:t>
       </w:r>
-    </w:p>
-    <w:p>
+      <w:bookmarkEnd w:id="1009"/>
+    </w:p>
+    <w:p>
+      <w:bookmarkStart w:id="1010" w:name="s04_whose_voice_are_you_learning_to_reco"/>
       <w:pPr>
         <w:spacing w:after="160" w:line="300"/>
       </w:pPr>
@@ -738,8 +765,10 @@
         </w:rPr>
         <w:t xml:space="preserve">Two questions, both live: who taught you to listen, and who is learning to listen from you? Give a beat of silence after each.</w:t>
       </w:r>
-    </w:p>
-    <w:p>
+      <w:bookmarkEnd w:id="1010"/>
+    </w:p>
+    <w:p>
+      <w:bookmarkStart w:id="1011" w:name="s04_passing_it_down"/>
       <w:pPr>
         <w:spacing w:after="160" w:line="300"/>
       </w:pPr>
@@ -761,8 +790,17 @@
         </w:rPr>
         <w:t xml:space="preserve">The second Starter (why the mentor almost always dies or departs) is the one that opens the theology, so do not rush past it. Note that the first Deeper question contains an action rather than a reflection: have you ever told them? Make it concrete before the hour ends and ask the room to send that message this week, tonight if the person is still living. On the second Deeper, expect the room to volunteer nobody at first. Have one example ready of an ordinary, unqualified person mentoring someone five years younger, and name that grandmothers and coworkers count.</w:t>
       </w:r>
-    </w:p>
-    <w:p>
+      <w:bookmarkEnd w:id="1011"/>
+      <w:r>
+        <w:rPr>
+          <w:rFonts w:ascii="Georgia" w:hAnsi="Georgia"/>
+          <w:sz w:val="22"/>
+        </w:rPr>
+        <w:t xml:space="preserve"> Presentation cue: Questions appear one at a time on this same numbered slide. Next and Back move between questions before changing slides. Use Show all to choose from the full set, then Show one to focus the room. Keep the existing discussion time; you do not need to ask every question.</w:t>
+      </w:r>
+    </w:p>
+    <w:p>
+      <w:bookmarkStart w:id="1012" w:name="s04_every_good_mentor_hands_you_to_the_m"/>
       <w:pPr>
         <w:spacing w:after="160" w:line="300"/>
       </w:pPr>
@@ -784,6 +822,7 @@
         </w:rPr>
         <w:t xml:space="preserve">Every good mentor hands you to the Mentor who stays. Consider closing by praying 2 Timothy 1:7 over the class.</w:t>
       </w:r>
+      <w:bookmarkEnd w:id="1012"/>
     </w:p>
     <w:p>
       <w:pPr>
